--- a/ky/discovery-articles/3.5 Автомобиль.docx
+++ b/ky/discovery-articles/3.5 Автомобиль.docx
@@ -4,533 +4,351 @@
   <w:body>
     <w:p>
       <w:pPr>
-        <w:keepNext/>
-        <w:spacing w:before="280" w:after="120"/>
+        <w:pStyle w:val="Title"/>
+        <w:widowControl/>
       </w:pPr>
       <w:r>
-        <w:rPr>
-          <w:rFonts w:ascii="Calibri" w:hAnsi="Calibri" w:eastAsia="Calibri"/>
-          <w:b/>
-          <w:i w:val="0"/>
-          <w:color w:val="004E8C"/>
-          <w:sz w:val="44"/>
-        </w:rPr>
         <w:t>3.5 Автомобиль</w:t>
       </w:r>
     </w:p>
     <w:p>
       <w:pPr>
-        <w:spacing w:after="80"/>
+        <w:keepNext/>
+        <w:widowControl/>
       </w:pPr>
       <w:r>
         <w:rPr>
-          <w:rFonts w:ascii="Calibri" w:hAnsi="Calibri" w:eastAsia="Calibri"/>
-          <w:b w:val="0"/>
-          <w:i/>
-          <w:color w:val="505050"/>
-          <w:sz w:val="22"/>
+          <w:sz w:val="20"/>
         </w:rPr>
-        <w:t>3. Өнөр жай, энергетика жана транспорт</w:t>
-      </w:r>
-    </w:p>
-    <w:p>
-      <w:pPr>
-        <w:spacing w:after="200"/>
-      </w:pPr>
-      <w:r>
-        <w:rPr>
-          <w:rFonts w:ascii="Calibri" w:hAnsi="Calibri" w:eastAsia="Calibri"/>
-          <w:b w:val="0"/>
-          <w:i/>
-          <w:sz w:val="22"/>
-        </w:rPr>
-        <w:t>Мезгил: 1885–1886-жылдар (Бенцтин Patent-Motorwagen автомобили); 1908-жылдан тартып массалык өндүрүш (Ford Model T) | Негизги өкүлдөр: Карл Бенц; Готлиб Даймлер; Генри Форд (массалык өндүрүш)</w:t>
-      </w:r>
-    </w:p>
-    <w:p>
-      <w:pPr>
-        <w:spacing w:after="160" w:line="276" w:lineRule="auto"/>
-      </w:pPr>
-      <w:r>
-        <w:rPr>
-          <w:rFonts w:ascii="Calibri" w:hAnsi="Calibri" w:eastAsia="Calibri"/>
-          <w:b w:val="0"/>
-          <w:i w:val="0"/>
-          <w:sz w:val="22"/>
-        </w:rPr>
-        <w:t>Автомобиль — көбүнчө ичтен күйүүчү кыймылдаткыч, ал эми акыркы кезде электр мотору менен жүргөн, өзүнөн өзү кыймылга келүүчү жол унаасы. Ал шаарлардын түзүлүшүн, эмгекти жана аралык жөнүндөгү түшүнүктү түп-тамырынан өзгөрткөн.</w:t>
+        <w:t>3. Өнөр жай, энергия жана транспорт</w:t>
       </w:r>
     </w:p>
     <w:p>
       <w:pPr>
         <w:keepNext/>
-        <w:spacing w:before="240" w:after="120"/>
+        <w:widowControl/>
       </w:pPr>
       <w:r>
         <w:rPr>
-          <w:rFonts w:ascii="Calibri" w:hAnsi="Calibri" w:eastAsia="Calibri"/>
-          <w:b/>
-          <w:i w:val="0"/>
-          <w:color w:val="004E8C"/>
-          <w:sz w:val="28"/>
+          <w:sz w:val="20"/>
         </w:rPr>
-        <w:t>Негизги фактылар</w:t>
+        <w:t>Мезгил: 1885–1886-жылдар (Бенцтин Patent-Motorwagen унаасы); 1908-жылдан массалык өндүрүш (Ford Model T) | Негизги салым кошкондор: Карл Бенц; Готлиб Даймлер; Генри Форд (массалык өндүрүш)</w:t>
+      </w:r>
+    </w:p>
+    <w:p>
+      <w:pPr>
+        <w:widowControl/>
+      </w:pPr>
+      <w:r>
+        <w:t>Автомобиль — адатта ички күйүү кыймылдаткычы, барган сайын электр кыймылдаткычы менен жүргөн өзүн өзү кыймылдатуучу жол унаасы. Ал шаарларды, эмгекти жана аралык тууралуу түшүнүктү өзгөрткөн.</w:t>
+      </w:r>
+    </w:p>
+    <w:p>
+      <w:pPr>
+        <w:pStyle w:val="Heading1"/>
+        <w:widowControl/>
+      </w:pPr>
+      <w:r>
+        <w:t>Негизги маалыматтар</w:t>
       </w:r>
     </w:p>
     <w:p>
       <w:pPr>
         <w:pStyle w:val="ListBullet"/>
+        <w:widowControl/>
       </w:pPr>
       <w:r>
-        <w:rPr>
-          <w:rFonts w:ascii="Calibri" w:hAnsi="Calibri" w:eastAsia="Calibri"/>
-          <w:b w:val="0"/>
-          <w:i w:val="0"/>
-          <w:sz w:val="22"/>
-        </w:rPr>
-        <w:t>Карл Бенц 1886-жылы бензин менен жүргөн үч дөңгөлөктүү унаага патент алган</w:t>
+        <w:t>Карл Бенц 1886-жылы бензин менен жүргөн үч дөңгөлөктүү унаага патент алган.</w:t>
       </w:r>
     </w:p>
     <w:p>
       <w:pPr>
         <w:pStyle w:val="ListBullet"/>
+        <w:widowControl/>
       </w:pPr>
       <w:r>
-        <w:rPr>
-          <w:rFonts w:ascii="Calibri" w:hAnsi="Calibri" w:eastAsia="Calibri"/>
-          <w:b w:val="0"/>
-          <w:i w:val="0"/>
-          <w:sz w:val="22"/>
-        </w:rPr>
-        <w:t>Алгачкы автомобиль жасоочулардын арасында Даймлер, Панар жана көптөгөн устакана ээлери болгон</w:t>
+        <w:t>Алгачкы өндүрүүчүлөрдүн арасында Даймлер, Панар жана көптөгөн устакана куруучулары болгон.</w:t>
       </w:r>
     </w:p>
     <w:p>
       <w:pPr>
         <w:pStyle w:val="ListBullet"/>
+        <w:widowControl/>
       </w:pPr>
       <w:r>
-        <w:rPr>
-          <w:rFonts w:ascii="Calibri" w:hAnsi="Calibri" w:eastAsia="Calibri"/>
-          <w:b w:val="0"/>
-          <w:i w:val="0"/>
-          <w:sz w:val="22"/>
-        </w:rPr>
-        <w:t>Генри Форддун Model T автомобили (1908-жыл) жана кыймылдуу конвейери машинаны калктын кеңири катмарына жеткиликтүү кылган</w:t>
+        <w:t>Генри Форддун Model T үлгүсү (1908-жыл) жана кыймылдуу конвейер автомобилди кеңири элге жеткиликтүү кылган.</w:t>
       </w:r>
     </w:p>
     <w:p>
       <w:pPr>
         <w:pStyle w:val="ListBullet"/>
+        <w:widowControl/>
       </w:pPr>
       <w:r>
-        <w:rPr>
-          <w:rFonts w:ascii="Calibri" w:hAnsi="Calibri" w:eastAsia="Calibri"/>
-          <w:b w:val="0"/>
-          <w:i w:val="0"/>
-          <w:sz w:val="22"/>
-        </w:rPr>
-        <w:t>Автомобилдин массалык тарашы жол тармагын, шаар четиндеги конуштарды жана мунайга болгон суроо-талапты көбөйткөн</w:t>
+        <w:t>Жапырт автомобилизация жолдорду, шаар четиндеги конуштарды жана мунайга суроо-талапты өстүргөн.</w:t>
       </w:r>
     </w:p>
     <w:p>
       <w:pPr>
         <w:pStyle w:val="ListBullet"/>
+        <w:widowControl/>
       </w:pPr>
       <w:r>
-        <w:rPr>
-          <w:rFonts w:ascii="Calibri" w:hAnsi="Calibri" w:eastAsia="Calibri"/>
-          <w:b w:val="0"/>
-          <w:i w:val="0"/>
-          <w:sz w:val="22"/>
-        </w:rPr>
-        <w:t>Коопсуздук, абанын булганышы жана климат маселеси эми автомобилдин кийинки өнүгүү багытын аныктап жатат</w:t>
+        <w:t>Кийинки өнүгүүгө азыр коопсуздук, булгануу жана климат маселелери таасир этет.</w:t>
       </w:r>
     </w:p>
     <w:p>
       <w:pPr>
-        <w:keepNext/>
-        <w:spacing w:before="240" w:after="120"/>
+        <w:pStyle w:val="Heading1"/>
+        <w:widowControl/>
       </w:pPr>
       <w:r>
-        <w:rPr>
-          <w:rFonts w:ascii="Calibri" w:hAnsi="Calibri" w:eastAsia="Calibri"/>
-          <w:b/>
-          <w:i w:val="0"/>
-          <w:color w:val="004E8C"/>
-          <w:sz w:val="28"/>
-        </w:rPr>
-        <w:t>Бул эмне</w:t>
+        <w:t>Бул эмне?</w:t>
       </w:r>
     </w:p>
     <w:p>
       <w:pPr>
-        <w:spacing w:after="160" w:line="276" w:lineRule="auto"/>
+        <w:widowControl/>
       </w:pPr>
       <w:r>
-        <w:rPr>
-          <w:rFonts w:ascii="Calibri" w:hAnsi="Calibri" w:eastAsia="Calibri"/>
-          <w:b w:val="0"/>
-          <w:i w:val="0"/>
-          <w:sz w:val="22"/>
-        </w:rPr>
-        <w:t>Автомобиль — айдоочу башкарган, өз кыймылдаткычы менен жолдо адам ташыган унаа. XX кылымдагы машиналардын көпчүлүгүндө бензин же дизель кыймылдаткычы, ылдамдык кутусу жана төрт дөңгөлөк болгон. Аталышындагы «авто» бөлүгү анын ат чегилген арабадан айырмаланып, өз алдынча жүрөрүн билдирет. Автомобиль — кыймылдаткыч, тормоз, дөңгөлөк, кийин электр жана электрондук жабдуулар бириккен бүтүн система; башкача айтканда, дөңгөлөктүү жеке бөлмө.</w:t>
+        <w:t>Автомобиль адамдарды жол менен өз күчү аркылуу ташыган, айдоочу башкарган унаа. XX кылымдагы автомобилдердин көбүндө бензин же дизель кыймылдаткычы, тиштүү берүүлөр жана төрт дөңгөлөк болгон. Аталышындагы «авто» ат арабадан айырмаланып өзү жүрөрүн билдирет. Бул бир бүтүн система: кыймылдаткыч, тормоз, дөңгөлөк шиналары, кийин электр жабдуулары жана электроника. Аны дөңгөлөк үстүндөгү жеке бөлмөгө салыштырса болот.</w:t>
       </w:r>
     </w:p>
     <w:p>
       <w:pPr>
-        <w:keepNext/>
-        <w:spacing w:before="240" w:after="120"/>
+        <w:pStyle w:val="Heading1"/>
+        <w:widowControl/>
       </w:pPr>
       <w:r>
-        <w:rPr>
-          <w:rFonts w:ascii="Calibri" w:hAnsi="Calibri" w:eastAsia="Calibri"/>
-          <w:b/>
-          <w:i w:val="0"/>
-          <w:color w:val="004E8C"/>
-          <w:sz w:val="28"/>
-        </w:rPr>
-        <w:t>Аны ким ачкан же ойлоп тапкан</w:t>
+        <w:t xml:space="preserve">Ким ойлоп тапкан</w:t>
       </w:r>
     </w:p>
     <w:p>
       <w:pPr>
-        <w:spacing w:after="160" w:line="276" w:lineRule="auto"/>
+        <w:widowControl/>
       </w:pPr>
       <w:r>
-        <w:rPr>
-          <w:rFonts w:ascii="Calibri" w:hAnsi="Calibri" w:eastAsia="Calibri"/>
-          <w:b w:val="0"/>
-          <w:i w:val="0"/>
-          <w:sz w:val="22"/>
-        </w:rPr>
-        <w:t>Мангеймде жашаган Карл Бенц 1886-жылы бензин менен иштеген үч дөңгөлөктүү унаага патент алган; Берта Бенцтин узак сапары анын ишенимдүү экенин элге далилдеген. Ошол эле жылдары Готлиб Даймлер жана башка инженерлер төрт дөңгөлөктүү автомобиль курушкан. Машинаны бир адам ойлоп тапкан эмес: Германия, Франция жана АКШдагы көптөгөн устаканалар өз ара жарышкан. Генри Форд автомобилдин өзүн эмес, аны жөнөкөй эл да сатып ала тургандай өндүрүү ыкмасын жараткан.</w:t>
+        <w:t>Мангеймдик Карл Бенц 1886-жылы бензин кыймылдаткычтуу үч дөңгөлөктүү унаага патент алган. Берта Бенцтин узак сапары анын жарамдуулугун көрсөтүүгө жардам берген. Ошол жылдары Готлиб Даймлер жана башкалар төрт дөңгөлөктүү машиналарды жасаган. Автомобилди бир киши ойлоп тапкан эмес: Германияда, Францияда жана АКШда көп устаканалар атаандашкан. Генри Форд машинанын өзүн ойлоп таппаса да, аны кадимки буюмга айландырган өндүрүш жолун түзгөн.</w:t>
       </w:r>
     </w:p>
     <w:p>
       <w:pPr>
-        <w:keepNext/>
-        <w:spacing w:before="240" w:after="120"/>
+        <w:pStyle w:val="Heading1"/>
+        <w:widowControl/>
       </w:pPr>
       <w:r>
-        <w:rPr>
-          <w:rFonts w:ascii="Calibri" w:hAnsi="Calibri" w:eastAsia="Calibri"/>
-          <w:b/>
-          <w:i w:val="0"/>
-          <w:color w:val="004E8C"/>
-          <w:sz w:val="28"/>
-        </w:rPr>
-        <w:t>Качан жана кантип пайда болгон</w:t>
+        <w:t>Качан жана кантип пайда болгон?</w:t>
       </w:r>
     </w:p>
     <w:p>
       <w:pPr>
-        <w:spacing w:after="160" w:line="276" w:lineRule="auto"/>
+        <w:widowControl/>
       </w:pPr>
       <w:r>
-        <w:rPr>
-          <w:rFonts w:ascii="Calibri" w:hAnsi="Calibri" w:eastAsia="Calibri"/>
-          <w:b w:val="0"/>
-          <w:i w:val="0"/>
-          <w:sz w:val="22"/>
-        </w:rPr>
-        <w:t>1880-жылдардан 1910-жылдарга чейинки мезгилде байлардын оюнчугу кадимки товарга айланган. Форддун 1908-жылкы Model T автомобили жана 1913-жылдан колдонулган кыймылдуу конвейер бааны төмөндөтүп, ошол эле учурда заводдогу айлыкты жогорулаткан. Арзан болот, жеткиликтүү мунай жана жеке эркин жүрүүгө умтулган маданият жаңы унаанын жайылышына шарт түзгөн. Андан кийинки эки дүйнөлүк согуш өнөр жайга транспортту өтө чоң көлөмдө чыгарууну үйрөткөн.</w:t>
+        <w:t>1880–1910-жылдары байлардын оюнчугу болгон унаа кеңири сатылуучу өнүмгө айланган. Форддун Model T үлгүсү (1908-жыл) жана 1913-жылдан кыймылдуу конвейер бааны түшүрүп, анын заводдорунда эмгек акыны жогорулаткан. Арзан болот, мунай жана жеке жүрүү эркиндигин баалаган маданият шарт түзгөн. Андан соң эки дүйнөлүк согуш бүтүндөй өнөр жай тармактарын көп санда унаа чыгарууга үйрөткөн.</w:t>
       </w:r>
     </w:p>
     <w:p>
       <w:pPr>
-        <w:keepNext/>
-        <w:spacing w:before="240" w:after="120"/>
+        <w:pStyle w:val="Heading1"/>
+        <w:widowControl/>
       </w:pPr>
       <w:r>
-        <w:rPr>
-          <w:rFonts w:ascii="Calibri" w:hAnsi="Calibri" w:eastAsia="Calibri"/>
-          <w:b/>
-          <w:i w:val="0"/>
-          <w:color w:val="004E8C"/>
-          <w:sz w:val="28"/>
-        </w:rPr>
-        <w:t>Илимий жактан мааниси</w:t>
+        <w:t>Илим үчүн мааниси</w:t>
       </w:r>
     </w:p>
     <w:p>
       <w:pPr>
-        <w:spacing w:after="160" w:line="276" w:lineRule="auto"/>
+        <w:widowControl/>
       </w:pPr>
       <w:r>
-        <w:rPr>
-          <w:rFonts w:ascii="Calibri" w:hAnsi="Calibri" w:eastAsia="Calibri"/>
-          <w:b w:val="0"/>
-          <w:i w:val="0"/>
-          <w:sz w:val="22"/>
-        </w:rPr>
-        <w:t>Автомобиль механика, химия (отун жана резина), кийин эсептөө техникасын (кыймылдаткычты башкаруу жана коопсуздук системалары) бир унаага бириктирген. Анын тарашы жол кыймылын уюштуруу, жол кырсыгын изилдөө жана зыяндуу газдардын химиясы сыяктуу жаңы тармактарды жараткан. Демек, автомобиль бир эле чоң ачылыштан эмес, көптөгөн технологиялардын ийгиликтүү айкалышынан турат. Ушул айкалыш көптөгөн лабораториялык ачылыштарга караганда адамдардын жашоосуна кеңири таасир берген.</w:t>
+        <w:t>Автомобиль механиканы, отун менен резинанын химиясын, кийин кыймылдаткычты башкарган жана коопсуздукту камсыздаган компьютердик эсептөөнү бириктирет. Ал жол кыймылын уюштуруу инженериясын, кагылышууларды изилдөөнү жана чыккан газдардын химиясын өнүктүрүүнү талап кылган. Бул жалгыз ачылыштан көрө ар башка технологиялардын ийгиликтүү биригиши. Ошол биригүү көп лабораториялык ачылыштарга караганда көбүрөөк адамдын жашоосун өзгөрткөн.</w:t>
       </w:r>
     </w:p>
     <w:p>
       <w:pPr>
-        <w:keepNext/>
-        <w:spacing w:before="240" w:after="120"/>
+        <w:pStyle w:val="Heading1"/>
+        <w:widowControl/>
       </w:pPr>
       <w:r>
-        <w:rPr>
-          <w:rFonts w:ascii="Calibri" w:hAnsi="Calibri" w:eastAsia="Calibri"/>
-          <w:b/>
-          <w:i w:val="0"/>
-          <w:color w:val="004E8C"/>
-          <w:sz w:val="28"/>
-        </w:rPr>
-        <w:t>Кийинки өнүгүүлөргө тийгизген таасири</w:t>
+        <w:t>Кийинки өнүгүүгө тийгизген таасири</w:t>
       </w:r>
     </w:p>
     <w:p>
       <w:pPr>
-        <w:spacing w:after="160" w:line="276" w:lineRule="auto"/>
+        <w:widowControl/>
       </w:pPr>
       <w:r>
-        <w:rPr>
-          <w:rFonts w:ascii="Calibri" w:hAnsi="Calibri" w:eastAsia="Calibri"/>
-          <w:b w:val="0"/>
-          <w:i w:val="0"/>
-          <w:sz w:val="22"/>
-        </w:rPr>
-        <w:t>Автомобиль менен кошо магистраль жолдор, мотелдер, соода борборлору жана товарды керектүү учурда гана жеткирүүчү логистика өнүккөн. Жол кыймылынын эрежелери, айдоочулук күбөлүк жана мунай өнөр жайынын саясий салмагы да күчөгөн. Электр унаалары жаңы батареялардын жардамы менен эски идеяга кайра кайтып келди. Айдоочуга көмөкчү электрондук системалар ошол эле негизге кошулган кийинки катмар: адамды эшиктен эшикке жеткирген жеке салон.</w:t>
+        <w:t>Автомобилден кийин чоң жолдор, жол боюндагы мейманканалар, соода борборлору жана жүктү так керектүү убакта жеткирүү системалары өнүккөн. Жол эрежелери, айдоочулук күбөлүктөр жана мунай өнөр жайынын саясий салмагы да өскөн. Электр унаалары эски идеяга жаңы батареялар менен кайтып келет. Айдоочуга жардам берүүчү системалар ошол эле негизге кошулган жаңы катмар: адамды эшиктен эшикке жеткирген жеке кабина.</w:t>
       </w:r>
     </w:p>
     <w:p>
       <w:pPr>
-        <w:keepNext/>
-        <w:spacing w:before="240" w:after="120"/>
+        <w:pStyle w:val="Heading1"/>
+        <w:widowControl/>
       </w:pPr>
       <w:r>
-        <w:rPr>
-          <w:rFonts w:ascii="Calibri" w:hAnsi="Calibri" w:eastAsia="Calibri"/>
-          <w:b/>
-          <w:i w:val="0"/>
-          <w:color w:val="004E8C"/>
-          <w:sz w:val="28"/>
-        </w:rPr>
-        <w:t>Адамдардын жашоосун кантип өзгөрткөн</w:t>
+        <w:t>Адамдардын жашоосун кантип өзгөрткөн?</w:t>
       </w:r>
     </w:p>
     <w:p>
       <w:pPr>
-        <w:spacing w:after="160" w:line="276" w:lineRule="auto"/>
+        <w:widowControl/>
       </w:pPr>
       <w:r>
-        <w:rPr>
-          <w:rFonts w:ascii="Calibri" w:hAnsi="Calibri" w:eastAsia="Calibri"/>
-          <w:b w:val="0"/>
-          <w:i w:val="0"/>
-          <w:sz w:val="22"/>
-        </w:rPr>
-        <w:t>Адамдар жеке унаа менен каалаган убакта жол жүрө баштаган, бирок көп шаарлар жөө басууга ыңгайлуу тыгыздыгын жоготкон. Үй-бүлөлөр жумуштан алыс жашай алган; айрым айылдар тескерисинче бошоп калган. Көп өлкөдө жол кырсыгы жаштардын өлүмүнүн негизги себептеринин бирине айланган. Автомобиль — эркиндик менен чыгым бир буюмга топтолгон көрүнүш. Бүгүн коомдор анын берген мүмкүнчүлүгүн сактап, зыянын азайтуу үчүн көчөлөрдү да, кыймылдаткычтарды да кайра долбоорлоп жатышат.</w:t>
+        <w:t>Күнүмдүк жашоо жеке транспортко ээ болгон, бирок көп шаарларда жөө жүрүүгө ыңгайлуу тыгыздык азайган. Үй-бүлөлөр жумуштан алыс жашай алган; айрым айылдар бошогон. Көп өлкөлөрдө жол кырсыгы жаштардын өлүмүнүн негизги себептеринин бири болгон. Автомобиль бир эле учурда эркиндикти да, чыгымды да алып келет. Азыр коомдор эркиндикти сактап, зыянды азайтуу үчүн көчөлөр менен кыймылдаткычтарды кайра долбоорлоп жатат.</w:t>
       </w:r>
     </w:p>
     <w:p>
       <w:pPr>
-        <w:keepNext/>
-        <w:spacing w:before="240" w:after="120"/>
+        <w:pStyle w:val="Heading1"/>
+        <w:widowControl/>
       </w:pPr>
       <w:r>
-        <w:rPr>
-          <w:rFonts w:ascii="Calibri" w:hAnsi="Calibri" w:eastAsia="Calibri"/>
-          <w:b/>
-          <w:i w:val="0"/>
-          <w:color w:val="004E8C"/>
-          <w:sz w:val="28"/>
-        </w:rPr>
-        <w:t>Булактар жана шилтемелер</w:t>
+        <w:t>Булактар жана кошумча окуу</w:t>
       </w:r>
     </w:p>
     <w:p>
       <w:pPr>
-        <w:keepNext/>
-        <w:spacing w:before="240" w:after="120"/>
+        <w:pStyle w:val="Heading2"/>
+        <w:widowControl/>
       </w:pPr>
       <w:r>
         <w:rPr>
-          <w:rFonts w:ascii="Calibri" w:hAnsi="Calibri" w:eastAsia="Calibri"/>
-          <w:b/>
-          <w:i w:val="0"/>
-          <w:color w:val="004E8C"/>
-          <w:sz w:val="24"/>
+          <w:sz w:val="20"/>
         </w:rPr>
-        <w:t>C. Мекемелердин материалдары жана энциклопедиялык булактар</w:t>
+        <w:t>Уюмдардын жана энциклопедиялардын материалдары</w:t>
       </w:r>
     </w:p>
     <w:p>
       <w:pPr>
-        <w:spacing w:after="80"/>
-        <w:ind w:left="360"/>
+        <w:widowControl/>
       </w:pPr>
       <w:r>
         <w:rPr>
-          <w:rFonts w:ascii="Calibri" w:hAnsi="Calibri" w:eastAsia="Calibri"/>
-          <w:b w:val="0"/>
-          <w:i w:val="0"/>
-          <w:sz w:val="22"/>
+          <w:sz w:val="20"/>
         </w:rPr>
-        <w:t>1. Encyclopaedia Britannica. “Automobile” (“Автомобиль”).</w:t>
-      </w:r>
-      <w:r>
-        <w:rPr>
-          <w:rFonts w:ascii="Calibri" w:hAnsi="Calibri" w:eastAsia="Calibri"/>
-          <w:b w:val="0"/>
-          <w:i w:val="0"/>
-          <w:sz w:val="22"/>
-        </w:rPr>
-        <w:t xml:space="preserve"> </w:t>
+        <w:t xml:space="preserve">1. Encyclopaedia Britannica. 'Automobile.' </w:t>
       </w:r>
       <w:hyperlink r:id="rId9">
         <w:r>
           <w:rPr>
-            <w:rFonts w:ascii="Calibri" w:hAnsi="Calibri" w:eastAsia="Calibri"/>
-            <w:b w:val="0"/>
-            <w:i w:val="0"/>
-            <w:sz w:val="22"/>
-            <w:color w:val="0563C1"/>
-            <w:u w:val="single"/>
+            <w:sz w:val="20"/>
           </w:rPr>
           <w:t>https://www.britannica.com/technology/automobile</w:t>
         </w:r>
       </w:hyperlink>
-    </w:p>
-    <w:p>
-      <w:pPr>
-        <w:keepNext/>
-        <w:spacing w:before="240" w:after="120"/>
-      </w:pPr>
       <w:r>
         <w:rPr>
-          <w:rFonts w:ascii="Calibri" w:hAnsi="Calibri" w:eastAsia="Calibri"/>
-          <w:b/>
-          <w:i w:val="0"/>
-          <w:color w:val="004E8C"/>
-          <w:sz w:val="24"/>
+          <w:sz w:val="20"/>
         </w:rPr>
-        <w:t>D. Музейлердин, архивдердин жана китепканалардын материалдары</w:t>
       </w:r>
     </w:p>
     <w:p>
       <w:pPr>
-        <w:spacing w:after="80"/>
-        <w:ind w:left="360"/>
+        <w:pStyle w:val="Heading2"/>
+        <w:widowControl/>
       </w:pPr>
       <w:r>
         <w:rPr>
-          <w:rFonts w:ascii="Calibri" w:hAnsi="Calibri" w:eastAsia="Calibri"/>
-          <w:b w:val="0"/>
-          <w:i w:val="0"/>
-          <w:sz w:val="22"/>
+          <w:sz w:val="20"/>
         </w:rPr>
-        <w:t>1. The Henry Ford. Музей коллекциялары жана Model T.</w:t>
+        <w:t>Музейлердин, архивдердин жана китепканалардын материалдары</w:t>
       </w:r>
+    </w:p>
+    <w:p>
+      <w:pPr>
+        <w:widowControl/>
+      </w:pPr>
       <w:r>
         <w:rPr>
-          <w:rFonts w:ascii="Calibri" w:hAnsi="Calibri" w:eastAsia="Calibri"/>
-          <w:b w:val="0"/>
-          <w:i w:val="0"/>
-          <w:sz w:val="22"/>
+          <w:sz w:val="20"/>
         </w:rPr>
-        <w:t xml:space="preserve"> </w:t>
+        <w:t xml:space="preserve">1. The Henry Ford. Museum collections and the Model T. </w:t>
       </w:r>
       <w:hyperlink r:id="rId10">
         <w:r>
           <w:rPr>
-            <w:rFonts w:ascii="Calibri" w:hAnsi="Calibri" w:eastAsia="Calibri"/>
-            <w:b w:val="0"/>
-            <w:i w:val="0"/>
-            <w:sz w:val="22"/>
-            <w:color w:val="0563C1"/>
-            <w:u w:val="single"/>
+            <w:sz w:val="20"/>
           </w:rPr>
           <w:t>https://www.thehenryford.org/</w:t>
         </w:r>
       </w:hyperlink>
+      <w:r>
+        <w:rPr>
+          <w:sz w:val="20"/>
+        </w:rPr>
+      </w:r>
     </w:p>
     <w:p>
       <w:pPr>
-        <w:spacing w:after="80"/>
-        <w:ind w:left="360"/>
+        <w:widowControl/>
       </w:pPr>
       <w:r>
         <w:rPr>
-          <w:rFonts w:ascii="Calibri" w:hAnsi="Calibri" w:eastAsia="Calibri"/>
-          <w:b w:val="0"/>
-          <w:i w:val="0"/>
-          <w:sz w:val="22"/>
+          <w:sz w:val="20"/>
         </w:rPr>
-        <w:t>2. Smithsonian National Museum of American History. America on the Move.</w:t>
-      </w:r>
-      <w:r>
-        <w:rPr>
-          <w:rFonts w:ascii="Calibri" w:hAnsi="Calibri" w:eastAsia="Calibri"/>
-          <w:b w:val="0"/>
-          <w:i w:val="0"/>
-          <w:sz w:val="22"/>
-        </w:rPr>
-        <w:t xml:space="preserve"> </w:t>
+        <w:t xml:space="preserve">2. Smithsonian National Museum of American History. America on the Move. </w:t>
       </w:r>
       <w:hyperlink r:id="rId11">
         <w:r>
           <w:rPr>
-            <w:rFonts w:ascii="Calibri" w:hAnsi="Calibri" w:eastAsia="Calibri"/>
-            <w:b w:val="0"/>
-            <w:i w:val="0"/>
-            <w:sz w:val="22"/>
-            <w:color w:val="0563C1"/>
-            <w:u w:val="single"/>
+            <w:sz w:val="20"/>
           </w:rPr>
           <w:t>https://americanhistory.si.edu/america-on-the-move</w:t>
         </w:r>
       </w:hyperlink>
+      <w:r>
+        <w:rPr>
+          <w:sz w:val="20"/>
+        </w:rPr>
+      </w:r>
     </w:p>
     <w:p>
       <w:pPr>
-        <w:spacing w:after="80"/>
-        <w:ind w:left="360"/>
+        <w:widowControl/>
       </w:pPr>
       <w:r>
         <w:rPr>
-          <w:rFonts w:ascii="Calibri" w:hAnsi="Calibri" w:eastAsia="Calibri"/>
-          <w:b w:val="0"/>
-          <w:i w:val="0"/>
-          <w:sz w:val="22"/>
+          <w:sz w:val="20"/>
         </w:rPr>
-        <w:t>3. Mercedes-Benz Museum. Benz Patent-Motorwagen жана алгачкы автомобилдер.</w:t>
-      </w:r>
-      <w:r>
-        <w:rPr>
-          <w:rFonts w:ascii="Calibri" w:hAnsi="Calibri" w:eastAsia="Calibri"/>
-          <w:b w:val="0"/>
-          <w:i w:val="0"/>
-          <w:sz w:val="22"/>
-        </w:rPr>
-        <w:t xml:space="preserve"> </w:t>
+        <w:t xml:space="preserve">3. Mercedes-Benz Museum. Benz Patent-Motorwagen and early automobiles. </w:t>
       </w:r>
       <w:hyperlink r:id="rId12">
         <w:r>
           <w:rPr>
-            <w:rFonts w:ascii="Calibri" w:hAnsi="Calibri" w:eastAsia="Calibri"/>
-            <w:b w:val="0"/>
-            <w:i w:val="0"/>
-            <w:sz w:val="22"/>
-            <w:color w:val="0563C1"/>
-            <w:u w:val="single"/>
+            <w:sz w:val="20"/>
           </w:rPr>
           <w:t>https://www.mercedes-benz.com/en/art-and-culture/mercedes-benz-museum/</w:t>
         </w:r>
       </w:hyperlink>
+      <w:r>
+        <w:rPr>
+          <w:sz w:val="20"/>
+        </w:rPr>
+      </w:r>
     </w:p>
     <w:sectPr>
-      <w:pgSz w:w="12240" w:h="15840"/>
-      <w:pgMar w:top="1296" w:right="1440" w:bottom="1296" w:left="1440" w:header="720" w:footer="720" w:gutter="0"/>
+      <w:footerReference w:type="default" r:id="rId13"/>
+      <w:pgSz w:w="11906" w:h="16838"/>
+      <w:pgMar w:top="1020" w:right="1134" w:bottom="1020" w:left="1134" w:header="720" w:footer="720" w:gutter="0"/>
       <w:cols w:space="720"/>
       <w:docGrid w:linePitch="360"/>
     </w:sectPr>
   </w:body>
 </w:document>
+</file>
+
+<file path=word/footer1.xml><?xml version="1.0" encoding="utf-8"?>
+<w:ftr xmlns:m="http://schemas.openxmlformats.org/officeDocument/2006/math" xmlns:mc="http://schemas.openxmlformats.org/markup-compatibility/2006" xmlns:mo="http://schemas.microsoft.com/office/mac/office/2008/main" xmlns:mv="urn:schemas-microsoft-com:mac:vml" xmlns:o="urn:schemas-microsoft-com:office:office" xmlns:r="http://schemas.openxmlformats.org/officeDocument/2006/relationships" xmlns:v="urn:schemas-microsoft-com:vml" xmlns:w10="urn:schemas-microsoft-com:office:word" xmlns:w14="http://schemas.microsoft.com/office/word/2010/wordml" xmlns:w="http://schemas.openxmlformats.org/wordprocessingml/2006/main" xmlns:wne="http://schemas.microsoft.com/office/word/2006/wordml" xmlns:wp14="http://schemas.microsoft.com/office/word/2010/wordprocessingDrawing" xmlns:wp="http://schemas.openxmlformats.org/drawingml/2006/wordprocessingDrawing" xmlns:wpc="http://schemas.microsoft.com/office/word/2010/wordprocessingCanvas" xmlns:wpg="http://schemas.microsoft.com/office/word/2010/wordprocessingGroup" xmlns:wpi="http://schemas.microsoft.com/office/word/2010/wordprocessingInk" xmlns:wps="http://schemas.microsoft.com/office/word/2010/wordprocessingShape" mc:Ignorable="w14 wp14">
+  <w:p>
+    <w:pPr>
+      <w:pStyle w:val="Footer"/>
+      <w:jc w:val="right"/>
+    </w:pPr>
+    <w:fldSimple w:instr="PAGE"/>
+  </w:p>
+</w:ftr>
 </file>
 
 <file path=word/numbering.xml><?xml version="1.0" encoding="utf-8"?>
@@ -741,7 +559,7 @@
   <w:docDefaults>
     <w:rPrDefault>
       <w:rPr>
-        <w:rFonts w:asciiTheme="minorHAnsi" w:eastAsiaTheme="minorEastAsia" w:hAnsiTheme="minorHAnsi" w:cstheme="minorBidi"/>
+        <w:rFonts/>
         <w:sz w:val="22"/>
         <w:szCs w:val="22"/>
         <w:lang w:val="en-US" w:eastAsia="en-US" w:bidi="ar-SA"/>
@@ -896,6 +714,15 @@
     <w:name w:val="Normal"/>
     <w:qFormat/>
     <w:rsid w:val="00FC693F"/>
+    <w:pPr>
+      <w:spacing w:after="120" w:line="259" w:lineRule="auto"/>
+    </w:pPr>
+    <w:rPr>
+      <w:rFonts w:ascii="Times New Roman" w:hAnsi="Times New Roman"/>
+      <w:color w:val="000000"/>
+      <w:sz w:val="24"/>
+      <w:lang w:val="ky-KG"/>
+    </w:rPr>
   </w:style>
   <w:style w:type="paragraph" w:styleId="Header">
     <w:name w:val="header"/>
@@ -952,16 +779,17 @@
     <w:pPr>
       <w:keepNext/>
       <w:keepLines/>
-      <w:spacing w:before="480" w:after="0"/>
+      <w:spacing w:before="480" w:after="120" w:line="259" w:lineRule="auto"/>
       <w:outlineLvl w:val="0"/>
     </w:pPr>
     <w:rPr>
-      <w:rFonts w:asciiTheme="majorHAnsi" w:eastAsiaTheme="majorEastAsia" w:hAnsiTheme="majorHAnsi" w:cstheme="majorBidi"/>
+      <w:rFonts w:ascii="Times New Roman" w:hAnsi="Times New Roman"/>
       <w:b/>
       <w:bCs/>
-      <w:color w:val="365F91" w:themeColor="accent1" w:themeShade="BF"/>
-      <w:sz w:val="28"/>
+      <w:color w:val="000000"/>
+      <w:sz w:val="26"/>
       <w:szCs w:val="28"/>
+      <w:lang w:val="ky-KG"/>
     </w:rPr>
   </w:style>
   <w:style w:type="paragraph" w:styleId="Heading2">
@@ -976,16 +804,17 @@
     <w:pPr>
       <w:keepNext/>
       <w:keepLines/>
-      <w:spacing w:before="200" w:after="0"/>
+      <w:spacing w:before="200" w:after="120" w:line="259" w:lineRule="auto"/>
       <w:outlineLvl w:val="1"/>
     </w:pPr>
     <w:rPr>
-      <w:rFonts w:asciiTheme="majorHAnsi" w:eastAsiaTheme="majorEastAsia" w:hAnsiTheme="majorHAnsi" w:cstheme="majorBidi"/>
+      <w:rFonts w:ascii="Times New Roman" w:hAnsi="Times New Roman"/>
       <w:b/>
       <w:bCs/>
-      <w:color w:val="4F81BD" w:themeColor="accent1"/>
+      <w:color w:val="000000"/>
       <w:sz w:val="26"/>
       <w:szCs w:val="26"/>
+      <w:lang w:val="ky-KG"/>
     </w:rPr>
   </w:style>
   <w:style w:type="paragraph" w:styleId="Heading3">
@@ -1004,7 +833,7 @@
       <w:outlineLvl w:val="2"/>
     </w:pPr>
     <w:rPr>
-      <w:rFonts w:asciiTheme="majorHAnsi" w:eastAsiaTheme="majorEastAsia" w:hAnsiTheme="majorHAnsi" w:cstheme="majorBidi"/>
+      <w:rFonts/>
       <w:b/>
       <w:bCs/>
       <w:color w:val="4F81BD" w:themeColor="accent1"/>
@@ -1027,7 +856,7 @@
       <w:outlineLvl w:val="3"/>
     </w:pPr>
     <w:rPr>
-      <w:rFonts w:asciiTheme="majorHAnsi" w:eastAsiaTheme="majorEastAsia" w:hAnsiTheme="majorHAnsi" w:cstheme="majorBidi"/>
+      <w:rFonts/>
       <w:b/>
       <w:bCs/>
       <w:i/>
@@ -1052,7 +881,7 @@
       <w:outlineLvl w:val="4"/>
     </w:pPr>
     <w:rPr>
-      <w:rFonts w:asciiTheme="majorHAnsi" w:eastAsiaTheme="majorEastAsia" w:hAnsiTheme="majorHAnsi" w:cstheme="majorBidi"/>
+      <w:rFonts/>
       <w:color w:val="243F60" w:themeColor="accent1" w:themeShade="7F"/>
     </w:rPr>
   </w:style>
@@ -1073,7 +902,7 @@
       <w:outlineLvl w:val="5"/>
     </w:pPr>
     <w:rPr>
-      <w:rFonts w:asciiTheme="majorHAnsi" w:eastAsiaTheme="majorEastAsia" w:hAnsiTheme="majorHAnsi" w:cstheme="majorBidi"/>
+      <w:rFonts/>
       <w:i/>
       <w:iCs/>
       <w:color w:val="243F60" w:themeColor="accent1" w:themeShade="7F"/>
@@ -1096,7 +925,7 @@
       <w:outlineLvl w:val="6"/>
     </w:pPr>
     <w:rPr>
-      <w:rFonts w:asciiTheme="majorHAnsi" w:eastAsiaTheme="majorEastAsia" w:hAnsiTheme="majorHAnsi" w:cstheme="majorBidi"/>
+      <w:rFonts/>
       <w:i/>
       <w:iCs/>
       <w:color w:val="404040" w:themeColor="text1" w:themeTint="BF"/>
@@ -1119,7 +948,7 @@
       <w:outlineLvl w:val="7"/>
     </w:pPr>
     <w:rPr>
-      <w:rFonts w:asciiTheme="majorHAnsi" w:eastAsiaTheme="majorEastAsia" w:hAnsiTheme="majorHAnsi" w:cstheme="majorBidi"/>
+      <w:rFonts/>
       <w:color w:val="4F81BD" w:themeColor="accent1"/>
       <w:sz w:val="20"/>
       <w:szCs w:val="20"/>
@@ -1142,7 +971,7 @@
       <w:outlineLvl w:val="8"/>
     </w:pPr>
     <w:rPr>
-      <w:rFonts w:asciiTheme="majorHAnsi" w:eastAsiaTheme="majorEastAsia" w:hAnsiTheme="majorHAnsi" w:cstheme="majorBidi"/>
+      <w:rFonts/>
       <w:i/>
       <w:iCs/>
       <w:color w:val="404040" w:themeColor="text1" w:themeTint="BF"/>
@@ -1193,7 +1022,7 @@
     <w:uiPriority w:val="9"/>
     <w:rsid w:val="00FC693F"/>
     <w:rPr>
-      <w:rFonts w:asciiTheme="majorHAnsi" w:eastAsiaTheme="majorEastAsia" w:hAnsiTheme="majorHAnsi" w:cstheme="majorBidi"/>
+      <w:rFonts/>
       <w:b/>
       <w:bCs/>
       <w:color w:val="365F91" w:themeColor="accent1" w:themeShade="BF"/>
@@ -1208,7 +1037,7 @@
     <w:uiPriority w:val="9"/>
     <w:rsid w:val="00FC693F"/>
     <w:rPr>
-      <w:rFonts w:asciiTheme="majorHAnsi" w:eastAsiaTheme="majorEastAsia" w:hAnsiTheme="majorHAnsi" w:cstheme="majorBidi"/>
+      <w:rFonts/>
       <w:b/>
       <w:bCs/>
       <w:color w:val="4F81BD" w:themeColor="accent1"/>
@@ -1223,7 +1052,7 @@
     <w:uiPriority w:val="9"/>
     <w:rsid w:val="00FC693F"/>
     <w:rPr>
-      <w:rFonts w:asciiTheme="majorHAnsi" w:eastAsiaTheme="majorEastAsia" w:hAnsiTheme="majorHAnsi" w:cstheme="majorBidi"/>
+      <w:rFonts/>
       <w:b/>
       <w:bCs/>
       <w:color w:val="4F81BD" w:themeColor="accent1"/>
@@ -1238,19 +1067,17 @@
     <w:qFormat/>
     <w:rsid w:val="00FC693F"/>
     <w:pPr>
-      <w:pBdr>
-        <w:bottom w:val="single" w:sz="8" w:space="4" w:color="4F81BD" w:themeColor="accent1"/>
-      </w:pBdr>
-      <w:spacing w:after="300" w:line="240" w:lineRule="auto"/>
+      <w:spacing w:after="120" w:line="259" w:lineRule="auto"/>
       <w:contextualSpacing/>
     </w:pPr>
     <w:rPr>
-      <w:rFonts w:asciiTheme="majorHAnsi" w:eastAsiaTheme="majorEastAsia" w:hAnsiTheme="majorHAnsi" w:cstheme="majorBidi"/>
-      <w:color w:val="17365D" w:themeColor="text2" w:themeShade="BF"/>
+      <w:rFonts w:ascii="Times New Roman" w:hAnsi="Times New Roman"/>
+      <w:color w:val="000000"/>
       <w:spacing w:val="5"/>
       <w:kern w:val="28"/>
-      <w:sz w:val="52"/>
+      <w:sz w:val="40"/>
       <w:szCs w:val="52"/>
+      <w:lang w:val="ky-KG"/>
     </w:rPr>
   </w:style>
   <w:style w:type="character" w:customStyle="1" w:styleId="TitleChar">
@@ -1260,7 +1087,7 @@
     <w:uiPriority w:val="10"/>
     <w:rsid w:val="00FC693F"/>
     <w:rPr>
-      <w:rFonts w:asciiTheme="majorHAnsi" w:eastAsiaTheme="majorEastAsia" w:hAnsiTheme="majorHAnsi" w:cstheme="majorBidi"/>
+      <w:rFonts/>
       <w:color w:val="17365D" w:themeColor="text2" w:themeShade="BF"/>
       <w:spacing w:val="5"/>
       <w:kern w:val="28"/>
@@ -1282,7 +1109,7 @@
       </w:numPr>
     </w:pPr>
     <w:rPr>
-      <w:rFonts w:asciiTheme="majorHAnsi" w:eastAsiaTheme="majorEastAsia" w:hAnsiTheme="majorHAnsi" w:cstheme="majorBidi"/>
+      <w:rFonts/>
       <w:i/>
       <w:iCs/>
       <w:color w:val="4F81BD" w:themeColor="accent1"/>
@@ -1298,7 +1125,7 @@
     <w:uiPriority w:val="11"/>
     <w:rsid w:val="00FC693F"/>
     <w:rPr>
-      <w:rFonts w:asciiTheme="majorHAnsi" w:eastAsiaTheme="majorEastAsia" w:hAnsiTheme="majorHAnsi" w:cstheme="majorBidi"/>
+      <w:rFonts/>
       <w:i/>
       <w:iCs/>
       <w:color w:val="4F81BD" w:themeColor="accent1"/>
@@ -1423,8 +1250,15 @@
       <w:numPr>
         <w:numId w:val="1"/>
       </w:numPr>
+      <w:spacing w:after="120" w:line="259" w:lineRule="auto"/>
       <w:contextualSpacing/>
     </w:pPr>
+    <w:rPr>
+      <w:rFonts w:ascii="Times New Roman" w:hAnsi="Times New Roman"/>
+      <w:color w:val="000000"/>
+      <w:sz w:val="24"/>
+      <w:lang w:val="ky-KG"/>
+    </w:rPr>
   </w:style>
   <w:style w:type="paragraph" w:styleId="ListBullet2">
     <w:name w:val="List Bullet 2"/>
@@ -1596,7 +1430,7 @@
     <w:semiHidden/>
     <w:rsid w:val="00FC693F"/>
     <w:rPr>
-      <w:rFonts w:asciiTheme="majorHAnsi" w:eastAsiaTheme="majorEastAsia" w:hAnsiTheme="majorHAnsi" w:cstheme="majorBidi"/>
+      <w:rFonts/>
       <w:b/>
       <w:bCs/>
       <w:i/>
@@ -1612,7 +1446,7 @@
     <w:semiHidden/>
     <w:rsid w:val="00FC693F"/>
     <w:rPr>
-      <w:rFonts w:asciiTheme="majorHAnsi" w:eastAsiaTheme="majorEastAsia" w:hAnsiTheme="majorHAnsi" w:cstheme="majorBidi"/>
+      <w:rFonts/>
       <w:color w:val="243F60" w:themeColor="accent1" w:themeShade="7F"/>
     </w:rPr>
   </w:style>
@@ -1624,7 +1458,7 @@
     <w:semiHidden/>
     <w:rsid w:val="00FC693F"/>
     <w:rPr>
-      <w:rFonts w:asciiTheme="majorHAnsi" w:eastAsiaTheme="majorEastAsia" w:hAnsiTheme="majorHAnsi" w:cstheme="majorBidi"/>
+      <w:rFonts/>
       <w:i/>
       <w:iCs/>
       <w:color w:val="243F60" w:themeColor="accent1" w:themeShade="7F"/>
@@ -1638,7 +1472,7 @@
     <w:semiHidden/>
     <w:rsid w:val="00FC693F"/>
     <w:rPr>
-      <w:rFonts w:asciiTheme="majorHAnsi" w:eastAsiaTheme="majorEastAsia" w:hAnsiTheme="majorHAnsi" w:cstheme="majorBidi"/>
+      <w:rFonts/>
       <w:i/>
       <w:iCs/>
       <w:color w:val="404040" w:themeColor="text1" w:themeTint="BF"/>
@@ -1652,7 +1486,7 @@
     <w:semiHidden/>
     <w:rsid w:val="00FC693F"/>
     <w:rPr>
-      <w:rFonts w:asciiTheme="majorHAnsi" w:eastAsiaTheme="majorEastAsia" w:hAnsiTheme="majorHAnsi" w:cstheme="majorBidi"/>
+      <w:rFonts/>
       <w:color w:val="4F81BD" w:themeColor="accent1"/>
       <w:sz w:val="20"/>
       <w:szCs w:val="20"/>
@@ -1666,7 +1500,7 @@
     <w:semiHidden/>
     <w:rsid w:val="00FC693F"/>
     <w:rPr>
-      <w:rFonts w:asciiTheme="majorHAnsi" w:eastAsiaTheme="majorEastAsia" w:hAnsiTheme="majorHAnsi" w:cstheme="majorBidi"/>
+      <w:rFonts/>
       <w:i/>
       <w:iCs/>
       <w:color w:val="404040" w:themeColor="text1" w:themeTint="BF"/>
@@ -1725,9 +1559,6 @@
     <w:qFormat/>
     <w:rsid w:val="00FC693F"/>
     <w:pPr>
-      <w:pBdr>
-        <w:bottom w:val="single" w:sz="4" w:space="4" w:color="4F81BD" w:themeColor="accent1"/>
-      </w:pBdr>
       <w:spacing w:before="200" w:after="280"/>
       <w:ind w:left="936" w:right="936"/>
     </w:pPr>
@@ -3255,7 +3086,7 @@
         <w:spacing w:before="0" w:after="0" w:line="240" w:lineRule="auto"/>
       </w:pPr>
       <w:rPr>
-        <w:rFonts w:asciiTheme="majorHAnsi" w:eastAsiaTheme="majorEastAsia" w:hAnsiTheme="majorHAnsi" w:cstheme="majorBidi"/>
+        <w:rFonts/>
         <w:b/>
         <w:bCs/>
       </w:rPr>
@@ -3276,7 +3107,7 @@
         <w:spacing w:before="0" w:after="0" w:line="240" w:lineRule="auto"/>
       </w:pPr>
       <w:rPr>
-        <w:rFonts w:asciiTheme="majorHAnsi" w:eastAsiaTheme="majorEastAsia" w:hAnsiTheme="majorHAnsi" w:cstheme="majorBidi"/>
+        <w:rFonts/>
         <w:b/>
         <w:bCs/>
       </w:rPr>
@@ -3294,14 +3125,14 @@
     </w:tblStylePr>
     <w:tblStylePr w:type="firstCol">
       <w:rPr>
-        <w:rFonts w:asciiTheme="majorHAnsi" w:eastAsiaTheme="majorEastAsia" w:hAnsiTheme="majorHAnsi" w:cstheme="majorBidi"/>
+        <w:rFonts/>
         <w:b/>
         <w:bCs/>
       </w:rPr>
     </w:tblStylePr>
     <w:tblStylePr w:type="lastCol">
       <w:rPr>
-        <w:rFonts w:asciiTheme="majorHAnsi" w:eastAsiaTheme="majorEastAsia" w:hAnsiTheme="majorHAnsi" w:cstheme="majorBidi"/>
+        <w:rFonts/>
         <w:b/>
         <w:bCs/>
       </w:rPr>
@@ -3385,7 +3216,7 @@
         <w:spacing w:before="0" w:after="0" w:line="240" w:lineRule="auto"/>
       </w:pPr>
       <w:rPr>
-        <w:rFonts w:asciiTheme="majorHAnsi" w:eastAsiaTheme="majorEastAsia" w:hAnsiTheme="majorHAnsi" w:cstheme="majorBidi"/>
+        <w:rFonts/>
         <w:b/>
         <w:bCs/>
       </w:rPr>
@@ -3406,7 +3237,7 @@
         <w:spacing w:before="0" w:after="0" w:line="240" w:lineRule="auto"/>
       </w:pPr>
       <w:rPr>
-        <w:rFonts w:asciiTheme="majorHAnsi" w:eastAsiaTheme="majorEastAsia" w:hAnsiTheme="majorHAnsi" w:cstheme="majorBidi"/>
+        <w:rFonts/>
         <w:b/>
         <w:bCs/>
       </w:rPr>
@@ -3424,14 +3255,14 @@
     </w:tblStylePr>
     <w:tblStylePr w:type="firstCol">
       <w:rPr>
-        <w:rFonts w:asciiTheme="majorHAnsi" w:eastAsiaTheme="majorEastAsia" w:hAnsiTheme="majorHAnsi" w:cstheme="majorBidi"/>
+        <w:rFonts/>
         <w:b/>
         <w:bCs/>
       </w:rPr>
     </w:tblStylePr>
     <w:tblStylePr w:type="lastCol">
       <w:rPr>
-        <w:rFonts w:asciiTheme="majorHAnsi" w:eastAsiaTheme="majorEastAsia" w:hAnsiTheme="majorHAnsi" w:cstheme="majorBidi"/>
+        <w:rFonts/>
         <w:b/>
         <w:bCs/>
       </w:rPr>
@@ -3515,7 +3346,7 @@
         <w:spacing w:before="0" w:after="0" w:line="240" w:lineRule="auto"/>
       </w:pPr>
       <w:rPr>
-        <w:rFonts w:asciiTheme="majorHAnsi" w:eastAsiaTheme="majorEastAsia" w:hAnsiTheme="majorHAnsi" w:cstheme="majorBidi"/>
+        <w:rFonts/>
         <w:b/>
         <w:bCs/>
       </w:rPr>
@@ -3536,7 +3367,7 @@
         <w:spacing w:before="0" w:after="0" w:line="240" w:lineRule="auto"/>
       </w:pPr>
       <w:rPr>
-        <w:rFonts w:asciiTheme="majorHAnsi" w:eastAsiaTheme="majorEastAsia" w:hAnsiTheme="majorHAnsi" w:cstheme="majorBidi"/>
+        <w:rFonts/>
         <w:b/>
         <w:bCs/>
       </w:rPr>
@@ -3554,14 +3385,14 @@
     </w:tblStylePr>
     <w:tblStylePr w:type="firstCol">
       <w:rPr>
-        <w:rFonts w:asciiTheme="majorHAnsi" w:eastAsiaTheme="majorEastAsia" w:hAnsiTheme="majorHAnsi" w:cstheme="majorBidi"/>
+        <w:rFonts/>
         <w:b/>
         <w:bCs/>
       </w:rPr>
     </w:tblStylePr>
     <w:tblStylePr w:type="lastCol">
       <w:rPr>
-        <w:rFonts w:asciiTheme="majorHAnsi" w:eastAsiaTheme="majorEastAsia" w:hAnsiTheme="majorHAnsi" w:cstheme="majorBidi"/>
+        <w:rFonts/>
         <w:b/>
         <w:bCs/>
       </w:rPr>
@@ -3645,7 +3476,7 @@
         <w:spacing w:before="0" w:after="0" w:line="240" w:lineRule="auto"/>
       </w:pPr>
       <w:rPr>
-        <w:rFonts w:asciiTheme="majorHAnsi" w:eastAsiaTheme="majorEastAsia" w:hAnsiTheme="majorHAnsi" w:cstheme="majorBidi"/>
+        <w:rFonts/>
         <w:b/>
         <w:bCs/>
       </w:rPr>
@@ -3666,7 +3497,7 @@
         <w:spacing w:before="0" w:after="0" w:line="240" w:lineRule="auto"/>
       </w:pPr>
       <w:rPr>
-        <w:rFonts w:asciiTheme="majorHAnsi" w:eastAsiaTheme="majorEastAsia" w:hAnsiTheme="majorHAnsi" w:cstheme="majorBidi"/>
+        <w:rFonts/>
         <w:b/>
         <w:bCs/>
       </w:rPr>
@@ -3684,14 +3515,14 @@
     </w:tblStylePr>
     <w:tblStylePr w:type="firstCol">
       <w:rPr>
-        <w:rFonts w:asciiTheme="majorHAnsi" w:eastAsiaTheme="majorEastAsia" w:hAnsiTheme="majorHAnsi" w:cstheme="majorBidi"/>
+        <w:rFonts/>
         <w:b/>
         <w:bCs/>
       </w:rPr>
     </w:tblStylePr>
     <w:tblStylePr w:type="lastCol">
       <w:rPr>
-        <w:rFonts w:asciiTheme="majorHAnsi" w:eastAsiaTheme="majorEastAsia" w:hAnsiTheme="majorHAnsi" w:cstheme="majorBidi"/>
+        <w:rFonts/>
         <w:b/>
         <w:bCs/>
       </w:rPr>
@@ -3775,7 +3606,7 @@
         <w:spacing w:before="0" w:after="0" w:line="240" w:lineRule="auto"/>
       </w:pPr>
       <w:rPr>
-        <w:rFonts w:asciiTheme="majorHAnsi" w:eastAsiaTheme="majorEastAsia" w:hAnsiTheme="majorHAnsi" w:cstheme="majorBidi"/>
+        <w:rFonts/>
         <w:b/>
         <w:bCs/>
       </w:rPr>
@@ -3796,7 +3627,7 @@
         <w:spacing w:before="0" w:after="0" w:line="240" w:lineRule="auto"/>
       </w:pPr>
       <w:rPr>
-        <w:rFonts w:asciiTheme="majorHAnsi" w:eastAsiaTheme="majorEastAsia" w:hAnsiTheme="majorHAnsi" w:cstheme="majorBidi"/>
+        <w:rFonts/>
         <w:b/>
         <w:bCs/>
       </w:rPr>
@@ -3814,14 +3645,14 @@
     </w:tblStylePr>
     <w:tblStylePr w:type="firstCol">
       <w:rPr>
-        <w:rFonts w:asciiTheme="majorHAnsi" w:eastAsiaTheme="majorEastAsia" w:hAnsiTheme="majorHAnsi" w:cstheme="majorBidi"/>
+        <w:rFonts/>
         <w:b/>
         <w:bCs/>
       </w:rPr>
     </w:tblStylePr>
     <w:tblStylePr w:type="lastCol">
       <w:rPr>
-        <w:rFonts w:asciiTheme="majorHAnsi" w:eastAsiaTheme="majorEastAsia" w:hAnsiTheme="majorHAnsi" w:cstheme="majorBidi"/>
+        <w:rFonts/>
         <w:b/>
         <w:bCs/>
       </w:rPr>
@@ -3905,7 +3736,7 @@
         <w:spacing w:before="0" w:after="0" w:line="240" w:lineRule="auto"/>
       </w:pPr>
       <w:rPr>
-        <w:rFonts w:asciiTheme="majorHAnsi" w:eastAsiaTheme="majorEastAsia" w:hAnsiTheme="majorHAnsi" w:cstheme="majorBidi"/>
+        <w:rFonts/>
         <w:b/>
         <w:bCs/>
       </w:rPr>
@@ -3926,7 +3757,7 @@
         <w:spacing w:before="0" w:after="0" w:line="240" w:lineRule="auto"/>
       </w:pPr>
       <w:rPr>
-        <w:rFonts w:asciiTheme="majorHAnsi" w:eastAsiaTheme="majorEastAsia" w:hAnsiTheme="majorHAnsi" w:cstheme="majorBidi"/>
+        <w:rFonts/>
         <w:b/>
         <w:bCs/>
       </w:rPr>
@@ -3944,14 +3775,14 @@
     </w:tblStylePr>
     <w:tblStylePr w:type="firstCol">
       <w:rPr>
-        <w:rFonts w:asciiTheme="majorHAnsi" w:eastAsiaTheme="majorEastAsia" w:hAnsiTheme="majorHAnsi" w:cstheme="majorBidi"/>
+        <w:rFonts/>
         <w:b/>
         <w:bCs/>
       </w:rPr>
     </w:tblStylePr>
     <w:tblStylePr w:type="lastCol">
       <w:rPr>
-        <w:rFonts w:asciiTheme="majorHAnsi" w:eastAsiaTheme="majorEastAsia" w:hAnsiTheme="majorHAnsi" w:cstheme="majorBidi"/>
+        <w:rFonts/>
         <w:b/>
         <w:bCs/>
       </w:rPr>
@@ -4035,7 +3866,7 @@
         <w:spacing w:before="0" w:after="0" w:line="240" w:lineRule="auto"/>
       </w:pPr>
       <w:rPr>
-        <w:rFonts w:asciiTheme="majorHAnsi" w:eastAsiaTheme="majorEastAsia" w:hAnsiTheme="majorHAnsi" w:cstheme="majorBidi"/>
+        <w:rFonts/>
         <w:b/>
         <w:bCs/>
       </w:rPr>
@@ -4056,7 +3887,7 @@
         <w:spacing w:before="0" w:after="0" w:line="240" w:lineRule="auto"/>
       </w:pPr>
       <w:rPr>
-        <w:rFonts w:asciiTheme="majorHAnsi" w:eastAsiaTheme="majorEastAsia" w:hAnsiTheme="majorHAnsi" w:cstheme="majorBidi"/>
+        <w:rFonts/>
         <w:b/>
         <w:bCs/>
       </w:rPr>
@@ -4074,14 +3905,14 @@
     </w:tblStylePr>
     <w:tblStylePr w:type="firstCol">
       <w:rPr>
-        <w:rFonts w:asciiTheme="majorHAnsi" w:eastAsiaTheme="majorEastAsia" w:hAnsiTheme="majorHAnsi" w:cstheme="majorBidi"/>
+        <w:rFonts/>
         <w:b/>
         <w:bCs/>
       </w:rPr>
     </w:tblStylePr>
     <w:tblStylePr w:type="lastCol">
       <w:rPr>
-        <w:rFonts w:asciiTheme="majorHAnsi" w:eastAsiaTheme="majorEastAsia" w:hAnsiTheme="majorHAnsi" w:cstheme="majorBidi"/>
+        <w:rFonts/>
         <w:b/>
         <w:bCs/>
       </w:rPr>
@@ -5946,7 +5777,7 @@
     </w:tblPr>
     <w:tblStylePr w:type="firstRow">
       <w:rPr>
-        <w:rFonts w:asciiTheme="majorHAnsi" w:eastAsiaTheme="majorEastAsia" w:hAnsiTheme="majorHAnsi" w:cstheme="majorBidi"/>
+        <w:rFonts/>
       </w:rPr>
       <w:tblPr/>
       <w:tcPr>
@@ -6030,7 +5861,7 @@
     </w:tblPr>
     <w:tblStylePr w:type="firstRow">
       <w:rPr>
-        <w:rFonts w:asciiTheme="majorHAnsi" w:eastAsiaTheme="majorEastAsia" w:hAnsiTheme="majorHAnsi" w:cstheme="majorBidi"/>
+        <w:rFonts/>
       </w:rPr>
       <w:tblPr/>
       <w:tcPr>
@@ -6114,7 +5945,7 @@
     </w:tblPr>
     <w:tblStylePr w:type="firstRow">
       <w:rPr>
-        <w:rFonts w:asciiTheme="majorHAnsi" w:eastAsiaTheme="majorEastAsia" w:hAnsiTheme="majorHAnsi" w:cstheme="majorBidi"/>
+        <w:rFonts/>
       </w:rPr>
       <w:tblPr/>
       <w:tcPr>
@@ -6198,7 +6029,7 @@
     </w:tblPr>
     <w:tblStylePr w:type="firstRow">
       <w:rPr>
-        <w:rFonts w:asciiTheme="majorHAnsi" w:eastAsiaTheme="majorEastAsia" w:hAnsiTheme="majorHAnsi" w:cstheme="majorBidi"/>
+        <w:rFonts/>
       </w:rPr>
       <w:tblPr/>
       <w:tcPr>
@@ -6282,7 +6113,7 @@
     </w:tblPr>
     <w:tblStylePr w:type="firstRow">
       <w:rPr>
-        <w:rFonts w:asciiTheme="majorHAnsi" w:eastAsiaTheme="majorEastAsia" w:hAnsiTheme="majorHAnsi" w:cstheme="majorBidi"/>
+        <w:rFonts/>
       </w:rPr>
       <w:tblPr/>
       <w:tcPr>
@@ -6366,7 +6197,7 @@
     </w:tblPr>
     <w:tblStylePr w:type="firstRow">
       <w:rPr>
-        <w:rFonts w:asciiTheme="majorHAnsi" w:eastAsiaTheme="majorEastAsia" w:hAnsiTheme="majorHAnsi" w:cstheme="majorBidi"/>
+        <w:rFonts/>
       </w:rPr>
       <w:tblPr/>
       <w:tcPr>
@@ -6450,7 +6281,7 @@
     </w:tblPr>
     <w:tblStylePr w:type="firstRow">
       <w:rPr>
-        <w:rFonts w:asciiTheme="majorHAnsi" w:eastAsiaTheme="majorEastAsia" w:hAnsiTheme="majorHAnsi" w:cstheme="majorBidi"/>
+        <w:rFonts/>
       </w:rPr>
       <w:tblPr/>
       <w:tcPr>
@@ -6515,7 +6346,7 @@
       <w:spacing w:after="0" w:line="240" w:lineRule="auto"/>
     </w:pPr>
     <w:rPr>
-      <w:rFonts w:asciiTheme="majorHAnsi" w:eastAsiaTheme="majorEastAsia" w:hAnsiTheme="majorHAnsi" w:cstheme="majorBidi"/>
+      <w:rFonts/>
       <w:color w:val="000000" w:themeColor="text1"/>
     </w:rPr>
     <w:tblPr>
@@ -6643,7 +6474,7 @@
       <w:spacing w:after="0" w:line="240" w:lineRule="auto"/>
     </w:pPr>
     <w:rPr>
-      <w:rFonts w:asciiTheme="majorHAnsi" w:eastAsiaTheme="majorEastAsia" w:hAnsiTheme="majorHAnsi" w:cstheme="majorBidi"/>
+      <w:rFonts/>
       <w:color w:val="000000" w:themeColor="text1"/>
     </w:rPr>
     <w:tblPr>
@@ -6771,7 +6602,7 @@
       <w:spacing w:after="0" w:line="240" w:lineRule="auto"/>
     </w:pPr>
     <w:rPr>
-      <w:rFonts w:asciiTheme="majorHAnsi" w:eastAsiaTheme="majorEastAsia" w:hAnsiTheme="majorHAnsi" w:cstheme="majorBidi"/>
+      <w:rFonts/>
       <w:color w:val="000000" w:themeColor="text1"/>
     </w:rPr>
     <w:tblPr>
@@ -6899,7 +6730,7 @@
       <w:spacing w:after="0" w:line="240" w:lineRule="auto"/>
     </w:pPr>
     <w:rPr>
-      <w:rFonts w:asciiTheme="majorHAnsi" w:eastAsiaTheme="majorEastAsia" w:hAnsiTheme="majorHAnsi" w:cstheme="majorBidi"/>
+      <w:rFonts/>
       <w:color w:val="000000" w:themeColor="text1"/>
     </w:rPr>
     <w:tblPr>
@@ -7027,7 +6858,7 @@
       <w:spacing w:after="0" w:line="240" w:lineRule="auto"/>
     </w:pPr>
     <w:rPr>
-      <w:rFonts w:asciiTheme="majorHAnsi" w:eastAsiaTheme="majorEastAsia" w:hAnsiTheme="majorHAnsi" w:cstheme="majorBidi"/>
+      <w:rFonts/>
       <w:color w:val="000000" w:themeColor="text1"/>
     </w:rPr>
     <w:tblPr>
@@ -7155,7 +6986,7 @@
       <w:spacing w:after="0" w:line="240" w:lineRule="auto"/>
     </w:pPr>
     <w:rPr>
-      <w:rFonts w:asciiTheme="majorHAnsi" w:eastAsiaTheme="majorEastAsia" w:hAnsiTheme="majorHAnsi" w:cstheme="majorBidi"/>
+      <w:rFonts/>
       <w:color w:val="000000" w:themeColor="text1"/>
     </w:rPr>
     <w:tblPr>
@@ -7283,7 +7114,7 @@
       <w:spacing w:after="0" w:line="240" w:lineRule="auto"/>
     </w:pPr>
     <w:rPr>
-      <w:rFonts w:asciiTheme="majorHAnsi" w:eastAsiaTheme="majorEastAsia" w:hAnsiTheme="majorHAnsi" w:cstheme="majorBidi"/>
+      <w:rFonts/>
       <w:color w:val="000000" w:themeColor="text1"/>
     </w:rPr>
     <w:tblPr>
@@ -7922,7 +7753,7 @@
       <w:spacing w:after="0" w:line="240" w:lineRule="auto"/>
     </w:pPr>
     <w:rPr>
-      <w:rFonts w:asciiTheme="majorHAnsi" w:eastAsiaTheme="majorEastAsia" w:hAnsiTheme="majorHAnsi" w:cstheme="majorBidi"/>
+      <w:rFonts/>
       <w:color w:val="000000" w:themeColor="text1"/>
     </w:rPr>
     <w:tblPr>
@@ -8047,7 +7878,7 @@
       <w:spacing w:after="0" w:line="240" w:lineRule="auto"/>
     </w:pPr>
     <w:rPr>
-      <w:rFonts w:asciiTheme="majorHAnsi" w:eastAsiaTheme="majorEastAsia" w:hAnsiTheme="majorHAnsi" w:cstheme="majorBidi"/>
+      <w:rFonts/>
       <w:color w:val="000000" w:themeColor="text1"/>
     </w:rPr>
     <w:tblPr>
@@ -8172,7 +8003,7 @@
       <w:spacing w:after="0" w:line="240" w:lineRule="auto"/>
     </w:pPr>
     <w:rPr>
-      <w:rFonts w:asciiTheme="majorHAnsi" w:eastAsiaTheme="majorEastAsia" w:hAnsiTheme="majorHAnsi" w:cstheme="majorBidi"/>
+      <w:rFonts/>
       <w:color w:val="000000" w:themeColor="text1"/>
     </w:rPr>
     <w:tblPr>
@@ -8297,7 +8128,7 @@
       <w:spacing w:after="0" w:line="240" w:lineRule="auto"/>
     </w:pPr>
     <w:rPr>
-      <w:rFonts w:asciiTheme="majorHAnsi" w:eastAsiaTheme="majorEastAsia" w:hAnsiTheme="majorHAnsi" w:cstheme="majorBidi"/>
+      <w:rFonts/>
       <w:color w:val="000000" w:themeColor="text1"/>
     </w:rPr>
     <w:tblPr>
@@ -8422,7 +8253,7 @@
       <w:spacing w:after="0" w:line="240" w:lineRule="auto"/>
     </w:pPr>
     <w:rPr>
-      <w:rFonts w:asciiTheme="majorHAnsi" w:eastAsiaTheme="majorEastAsia" w:hAnsiTheme="majorHAnsi" w:cstheme="majorBidi"/>
+      <w:rFonts/>
       <w:color w:val="000000" w:themeColor="text1"/>
     </w:rPr>
     <w:tblPr>
@@ -8547,7 +8378,7 @@
       <w:spacing w:after="0" w:line="240" w:lineRule="auto"/>
     </w:pPr>
     <w:rPr>
-      <w:rFonts w:asciiTheme="majorHAnsi" w:eastAsiaTheme="majorEastAsia" w:hAnsiTheme="majorHAnsi" w:cstheme="majorBidi"/>
+      <w:rFonts/>
       <w:color w:val="000000" w:themeColor="text1"/>
     </w:rPr>
     <w:tblPr>
@@ -8672,7 +8503,7 @@
       <w:spacing w:after="0" w:line="240" w:lineRule="auto"/>
     </w:pPr>
     <w:rPr>
-      <w:rFonts w:asciiTheme="majorHAnsi" w:eastAsiaTheme="majorEastAsia" w:hAnsiTheme="majorHAnsi" w:cstheme="majorBidi"/>
+      <w:rFonts/>
       <w:color w:val="000000" w:themeColor="text1"/>
     </w:rPr>
     <w:tblPr>
